--- a/03_Outputs/final scripts/ar/Module 8/8.0.0-ar.docx
+++ b/03_Outputs/final scripts/ar/Module 8/8.0.0-ar.docx
@@ -29,7 +29,7 @@
     </w:p>
     <w:p>
       <w:r>
-        <w:t>يجلب هذا التحول تحديات، لكنه يوفر أيضًا فرصًا هائلة. يمكن للسياسات الداعمة، والاختراقات التكنولوجية، والاستراتيجيات الشاملة أن تسرع الابتكار — لبناء مستقبل طاقة مستدام، ومرن، وعادل.</w:t>
+        <w:t>يجلب هذا التحول تحديات، ولكنه يوفر أيضًا فرصًا هائلة. يمكن للسياسات الداعمة، والاختراقات التكنولوجية، والاستراتيجيات الشاملة أن تسرع الابتكار — لبناء مستقبل طاقة مستدام، ومرن، وعادل.</w:t>
       </w:r>
     </w:p>
     <w:sectPr>
